--- a/06_산출물_문서/3계층_지침서/WI-805-01_측정장비_교정_지침서.docx
+++ b/06_산출물_문서/3계층_지침서/WI-805-01_측정장비_교정_지침서.docx
@@ -270,11 +270,11 @@
     </w:p>
     <w:tbl>
       <w:tblPr>
-        <w:tblW w:w="8788" w:type="dxa"/>
         <w:tblCellMar>
           <w:left w:w="108" w:type="dxa"/>
           <w:right w:w="108" w:type="dxa"/>
         </w:tblCellMar>
+        <w:tblW w:w="8788" w:type="dxa"/>
         <w:tblBorders>
           <w:top w:val="single" w:sz="4" w:color="2E74B5" w:space="0"/>
           <w:left w:val="single" w:sz="4" w:color="2E74B5" w:space="0"/>
@@ -294,13 +294,13 @@
         <w:tc>
           <w:tcPr>
             <w:tcW w:w="1500" w:type="dxa"/>
-            <w:shd w:val="clear" w:color="auto" w:fill="D9D9D9"/>
             <w:tcMar>
               <w:top w:w="60" w:type="dxa"/>
               <w:left w:w="120" w:type="dxa"/>
               <w:bottom w:w="60" w:type="dxa"/>
               <w:right w:w="120" w:type="dxa"/>
             </w:tcMar>
+            <w:shd w:val="clear" w:color="auto" w:fill="DEEAF1"/>
           </w:tcPr>
           <w:p>
             <w:pPr>
@@ -320,13 +320,13 @@
         <w:tc>
           <w:tcPr>
             <w:tcW w:w="2800" w:type="dxa"/>
-            <w:shd w:val="clear" w:color="auto" w:fill="D9D9D9"/>
             <w:tcMar>
               <w:top w:w="60" w:type="dxa"/>
               <w:left w:w="120" w:type="dxa"/>
               <w:bottom w:w="60" w:type="dxa"/>
               <w:right w:w="120" w:type="dxa"/>
             </w:tcMar>
+            <w:shd w:val="clear" w:color="auto" w:fill="DEEAF1"/>
           </w:tcPr>
           <w:p>
             <w:pPr>
@@ -346,13 +346,13 @@
         <w:tc>
           <w:tcPr>
             <w:tcW w:w="2000" w:type="dxa"/>
-            <w:shd w:val="clear" w:color="auto" w:fill="D9D9D9"/>
             <w:tcMar>
               <w:top w:w="60" w:type="dxa"/>
               <w:left w:w="120" w:type="dxa"/>
               <w:bottom w:w="60" w:type="dxa"/>
               <w:right w:w="120" w:type="dxa"/>
             </w:tcMar>
+            <w:shd w:val="clear" w:color="auto" w:fill="DEEAF1"/>
           </w:tcPr>
           <w:p>
             <w:pPr>
@@ -372,13 +372,13 @@
         <w:tc>
           <w:tcPr>
             <w:tcW w:w="2488" w:type="dxa"/>
-            <w:shd w:val="clear" w:color="auto" w:fill="D9D9D9"/>
             <w:tcMar>
               <w:top w:w="60" w:type="dxa"/>
               <w:left w:w="120" w:type="dxa"/>
               <w:bottom w:w="60" w:type="dxa"/>
               <w:right w:w="120" w:type="dxa"/>
             </w:tcMar>
+            <w:shd w:val="clear" w:color="auto" w:fill="DEEAF1"/>
           </w:tcPr>
           <w:p>
             <w:pPr>
@@ -528,18 +528,11 @@
         <w:tc>
           <w:tcPr>
             <w:tcW w:w="2488" w:type="dxa"/>
-            <w:tcMar>
-              <w:top w:w="60" w:type="dxa"/>
-              <w:left w:w="120" w:type="dxa"/>
-              <w:bottom w:w="60" w:type="dxa"/>
-              <w:right w:w="120" w:type="dxa"/>
-            </w:tcMar>
           </w:tcPr>
           <w:p>
             <w:pPr>
               <w:jc w:val="left"/>
               <w:spacing w:before="200" w:after="200"/>
-              <w:wordWrap w:val="1"/>
             </w:pPr>
             <w:r>
               <w:rPr>
@@ -605,18 +598,11 @@
         <w:tc>
           <w:tcPr>
             <w:tcW w:w="2488" w:type="dxa"/>
-            <w:tcMar>
-              <w:top w:w="60" w:type="dxa"/>
-              <w:left w:w="120" w:type="dxa"/>
-              <w:bottom w:w="60" w:type="dxa"/>
-              <w:right w:w="120" w:type="dxa"/>
-            </w:tcMar>
           </w:tcPr>
           <w:p>
             <w:pPr>
               <w:jc w:val="left"/>
               <w:spacing w:before="200" w:after="200"/>
-              <w:wordWrap w:val="1"/>
             </w:pPr>
             <w:r>
               <w:rPr>
@@ -1107,64 +1093,6 @@
         </w:trPr>
         <w:tc>
           <w:tcPr>
-            <w:tcW w:w="2460" w:type="dxa"/>
-            <w:tcMar>
-              <w:top w:w="60" w:type="dxa"/>
-              <w:left w:w="120" w:type="dxa"/>
-              <w:bottom w:w="60" w:type="dxa"/>
-              <w:right w:w="120" w:type="dxa"/>
-            </w:tcMar>
-            <w:shd w:val="clear" w:color="auto" w:fill="DEEAF1"/>
-          </w:tcPr>
-          <w:p>
-            <w:pPr>
-              <w:pStyle w:val="Compact"/>
-              <w:wordWrap w:val="1"/>
-            </w:pPr>
-            <w:r>
-              <w:t xml:space="preserve">문서번호</w:t>
-            </w:r>
-          </w:p>
-        </w:tc>
-        <w:tc>
-          <w:tcPr>
-            <w:tcW w:w="6328" w:type="dxa"/>
-            <w:tcMar>
-              <w:top w:w="60" w:type="dxa"/>
-              <w:left w:w="120" w:type="dxa"/>
-              <w:bottom w:w="60" w:type="dxa"/>
-              <w:right w:w="120" w:type="dxa"/>
-            </w:tcMar>
-            <w:shd w:val="clear" w:color="auto" w:fill="DEEAF1"/>
-          </w:tcPr>
-          <w:p>
-            <w:pPr>
-              <w:pStyle w:val="Compact"/>
-              <w:wordWrap w:val="1"/>
-            </w:pPr>
-            <w:r>
-              <w:t xml:space="preserve">문서명</w:t>
-            </w:r>
-          </w:p>
-        </w:tc>
-      </w:tr>
-      <w:tr>
-        <w:tc>
-          <w:tcPr>
-            <w:tcW w:w="2460" w:type="dxa"/>
-          </w:tcPr>
-          <w:p>
-            <w:pPr>
-              <w:pStyle w:val="Compact"/>
-            </w:pPr>
-            <w:r>
-              <w:t xml:space="preserve">QP-702</w:t>
-            </w:r>
-          </w:p>
-        </w:tc>
-        <w:tc>
-          <w:tcPr>
-            <w:tcW w:w="6328" w:type="dxa"/>
             <w:tcMar>
               <w:top w:w="60" w:type="dxa"/>
               <w:left w:w="120" w:type="dxa"/>
@@ -1178,20 +1106,7 @@
               <w:wordWrap w:val="1"/>
             </w:pPr>
             <w:r>
-              <w:t xml:space="preserve">측정장비/계측기 관리 절차서</w:t>
-            </w:r>
-          </w:p>
-        </w:tc>
-      </w:tr>
-      <w:tr>
-        <w:tc>
-          <w:tcPr/>
-          <w:p>
-            <w:pPr>
-              <w:pStyle w:val="Compact"/>
-            </w:pPr>
-            <w:r>
-              <w:t xml:space="preserve">QF-710-01</w:t>
+              <w:t xml:space="preserve">문서번호</w:t>
             </w:r>
           </w:p>
         </w:tc>
@@ -1210,7 +1125,7 @@
               <w:wordWrap w:val="1"/>
             </w:pPr>
             <w:r>
-              <w:t xml:space="preserve">교정 이력 관리대장</w:t>
+              <w:t xml:space="preserve">문서명</w:t>
             </w:r>
           </w:p>
         </w:tc>
@@ -1223,58 +1138,10 @@
               <w:pStyle w:val="Compact"/>
             </w:pPr>
             <w:r>
-              <w:t xml:space="preserve">ISO 10012</w:t>
-            </w:r>
-          </w:p>
-        </w:tc>
-        <w:tc>
-          <w:tcPr>
-            <w:tcW w:w="6328" w:type="dxa"/>
-          </w:tcPr>
-          <w:p>
-            <w:pPr>
-              <w:pStyle w:val="Compact"/>
-            </w:pPr>
-            <w:r>
-              <w:t xml:space="preserve">측정관리시스템 — 측정프로세스 및 측정장비 요구사항</w:t>
-            </w:r>
-          </w:p>
-        </w:tc>
-      </w:tr>
-      <w:tr>
-        <w:tc>
-          <w:tcPr>
-            <w:tcW w:w="2460" w:type="dxa"/>
-            <w:tcMar>
-              <w:top w:w="60" w:type="dxa"/>
-              <w:left w:w="120" w:type="dxa"/>
-              <w:bottom w:w="60" w:type="dxa"/>
-              <w:right w:w="120" w:type="dxa"/>
-            </w:tcMar>
-          </w:tcPr>
-          <w:p>
-            <w:pPr>
-              <w:pStyle w:val="Compact"/>
-              <w:wordWrap w:val="1"/>
-            </w:pPr>
-            <w:r>
-              <w:t xml:space="preserve">ISO/IEC 17025</w:t>
-            </w:r>
-          </w:p>
-        </w:tc>
-        <w:tc>
-          <w:tcPr/>
-          <w:p>
-            <w:pPr>
-              <w:pStyle w:val="Compact"/>
-            </w:pPr>
-            <w:r>
-              <w:t xml:space="preserve">시험 및 교정 기관의 적격성에 대한 일반 요구사항</w:t>
-            </w:r>
-          </w:p>
-        </w:tc>
-      </w:tr>
-      <w:tr>
+              <w:t xml:space="preserve">QP-702</w:t>
+            </w:r>
+          </w:p>
+        </w:tc>
         <w:tc>
           <w:tcPr>
             <w:tcMar>
@@ -1290,7 +1157,20 @@
               <w:wordWrap w:val="1"/>
             </w:pPr>
             <w:r>
-              <w:t xml:space="preserve">ANSI/NCSL Z540.3</w:t>
+              <w:t xml:space="preserve">측정장비/계측기 관리 절차서</w:t>
+            </w:r>
+          </w:p>
+        </w:tc>
+      </w:tr>
+      <w:tr>
+        <w:tc>
+          <w:tcPr/>
+          <w:p>
+            <w:pPr>
+              <w:pStyle w:val="Compact"/>
+            </w:pPr>
+            <w:r>
+              <w:t xml:space="preserve">QF-710-01</w:t>
             </w:r>
           </w:p>
         </w:tc>
@@ -1307,6 +1187,78 @@
             <w:pPr>
               <w:pStyle w:val="Compact"/>
               <w:wordWrap w:val="1"/>
+            </w:pPr>
+            <w:r>
+              <w:t xml:space="preserve">교정 이력 관리대장</w:t>
+            </w:r>
+          </w:p>
+        </w:tc>
+      </w:tr>
+      <w:tr>
+        <w:tc>
+          <w:tcPr/>
+          <w:p>
+            <w:pPr>
+              <w:pStyle w:val="Compact"/>
+            </w:pPr>
+            <w:r>
+              <w:t xml:space="preserve">ISO 10012</w:t>
+            </w:r>
+          </w:p>
+        </w:tc>
+        <w:tc>
+          <w:tcPr/>
+          <w:p>
+            <w:pPr>
+              <w:pStyle w:val="Compact"/>
+            </w:pPr>
+            <w:r>
+              <w:t xml:space="preserve">측정관리시스템 — 측정프로세스 및 측정장비 요구사항</w:t>
+            </w:r>
+          </w:p>
+        </w:tc>
+      </w:tr>
+      <w:tr>
+        <w:tc>
+          <w:tcPr/>
+          <w:p>
+            <w:pPr>
+              <w:pStyle w:val="Compact"/>
+            </w:pPr>
+            <w:r>
+              <w:t xml:space="preserve">ISO/IEC 17025</w:t>
+            </w:r>
+          </w:p>
+        </w:tc>
+        <w:tc>
+          <w:tcPr/>
+          <w:p>
+            <w:pPr>
+              <w:pStyle w:val="Compact"/>
+            </w:pPr>
+            <w:r>
+              <w:t xml:space="preserve">시험 및 교정 기관의 적격성에 대한 일반 요구사항</w:t>
+            </w:r>
+          </w:p>
+        </w:tc>
+      </w:tr>
+      <w:tr>
+        <w:tc>
+          <w:tcPr/>
+          <w:p>
+            <w:pPr>
+              <w:pStyle w:val="Compact"/>
+            </w:pPr>
+            <w:r>
+              <w:t xml:space="preserve">ANSI/NCSL Z540.3</w:t>
+            </w:r>
+          </w:p>
+        </w:tc>
+        <w:tc>
+          <w:tcPr/>
+          <w:p>
+            <w:pPr>
+              <w:pStyle w:val="Compact"/>
             </w:pPr>
             <w:r>
               <w:t xml:space="preserve">교정 기관 요구사항</w:t>
@@ -1350,7 +1302,7 @@
         </w:trPr>
         <w:tc>
           <w:tcPr>
-            <w:tcW w:w="2460" w:type="dxa"/>
+            <w:tcW w:w="3000" w:type="dxa"/>
             <w:tcMar>
               <w:top w:w="60" w:type="dxa"/>
               <w:left w:w="120" w:type="dxa"/>
@@ -1371,7 +1323,7 @@
         </w:tc>
         <w:tc>
           <w:tcPr>
-            <w:tcW w:w="6328" w:type="dxa"/>
+            <w:tcW w:w="5788" w:type="dxa"/>
             <w:tcMar>
               <w:top w:w="60" w:type="dxa"/>
               <w:left w:w="120" w:type="dxa"/>
@@ -1393,21 +1345,19 @@
       </w:tr>
       <w:tr>
         <w:tc>
+          <w:tcPr/>
+          <w:p>
+            <w:pPr>
+              <w:pStyle w:val="Compact"/>
+            </w:pPr>
+            <w:r>
+              <w:t xml:space="preserve">교정(Calibration)</w:t>
+            </w:r>
+          </w:p>
+        </w:tc>
+        <w:tc>
           <w:tcPr>
-            <w:tcW w:w="2460" w:type="dxa"/>
-          </w:tcPr>
-          <w:p>
-            <w:pPr>
-              <w:pStyle w:val="Compact"/>
-            </w:pPr>
-            <w:r>
-              <w:t xml:space="preserve">교정(Calibration)</w:t>
-            </w:r>
-          </w:p>
-        </w:tc>
-        <w:tc>
-          <w:tcPr>
-            <w:tcW w:w="6328" w:type="dxa"/>
+            <w:tcW w:w="5788" w:type="dxa"/>
             <w:tcMar>
               <w:top w:w="60" w:type="dxa"/>
               <w:left w:w="120" w:type="dxa"/>
@@ -1440,6 +1390,57 @@
         </w:tc>
         <w:tc>
           <w:tcPr>
+            <w:tcW w:w="5788" w:type="dxa"/>
+          </w:tcPr>
+          <w:p>
+            <w:pPr>
+              <w:pStyle w:val="Compact"/>
+            </w:pPr>
+            <w:r>
+              <w:t xml:space="preserve">교정 결과 허용 공차를 벗어난 상태</w:t>
+            </w:r>
+          </w:p>
+        </w:tc>
+      </w:tr>
+      <w:tr>
+        <w:tc>
+          <w:tcPr/>
+          <w:p>
+            <w:pPr>
+              <w:pStyle w:val="Compact"/>
+            </w:pPr>
+            <w:r>
+              <w:t xml:space="preserve">소급성(Traceability)</w:t>
+            </w:r>
+          </w:p>
+        </w:tc>
+        <w:tc>
+          <w:tcPr/>
+          <w:p>
+            <w:pPr>
+              <w:pStyle w:val="Compact"/>
+            </w:pPr>
+            <w:r>
+              <w:t xml:space="preserve">국가/국제표준에 연결된 불절단 교정 체인</w:t>
+            </w:r>
+          </w:p>
+        </w:tc>
+      </w:tr>
+      <w:tr>
+        <w:tc>
+          <w:tcPr/>
+          <w:p>
+            <w:pPr>
+              <w:pStyle w:val="Compact"/>
+            </w:pPr>
+            <w:r>
+              <w:t xml:space="preserve">내부교정</w:t>
+            </w:r>
+          </w:p>
+        </w:tc>
+        <w:tc>
+          <w:tcPr>
+            <w:tcW w:w="5788" w:type="dxa"/>
             <w:tcMar>
               <w:top w:w="60" w:type="dxa"/>
               <w:left w:w="120" w:type="dxa"/>
@@ -1453,7 +1454,7 @@
               <w:wordWrap w:val="1"/>
             </w:pPr>
             <w:r>
-              <w:t xml:space="preserve">교정 결과 허용 공차를 벗어난 상태</w:t>
+              <w:t xml:space="preserve">자사 보유 표준기를 사용하여 사내에서 수행하는 교정</w:t>
             </w:r>
           </w:p>
         </w:tc>
@@ -1466,95 +1467,28 @@
               <w:pStyle w:val="Compact"/>
             </w:pPr>
             <w:r>
-              <w:t xml:space="preserve">소급성(Traceability)</w:t>
-            </w:r>
-          </w:p>
-        </w:tc>
-        <w:tc>
-          <w:tcPr>
-            <w:tcW w:w="6328" w:type="dxa"/>
-          </w:tcPr>
-          <w:p>
-            <w:pPr>
-              <w:pStyle w:val="Compact"/>
-            </w:pPr>
-            <w:r>
-              <w:t xml:space="preserve">국가/국제표준에 연결된 불절단 교정 체인</w:t>
+              <w:t xml:space="preserve">외부교정</w:t>
+            </w:r>
+          </w:p>
+        </w:tc>
+        <w:tc>
+          <w:tcPr/>
+          <w:p>
+            <w:pPr>
+              <w:pStyle w:val="Compact"/>
+            </w:pPr>
+            <w:r>
+              <w:t xml:space="preserve">ISO/IEC 17025 인정 외부 교정기관에 의뢰하는 교정</w:t>
             </w:r>
           </w:p>
         </w:tc>
       </w:tr>
       <w:tr>
         <w:tc>
-          <w:tcPr>
-            <w:tcW w:w="2460" w:type="dxa"/>
-            <w:tcMar>
-              <w:top w:w="60" w:type="dxa"/>
-              <w:left w:w="120" w:type="dxa"/>
-              <w:bottom w:w="60" w:type="dxa"/>
-              <w:right w:w="120" w:type="dxa"/>
-            </w:tcMar>
-          </w:tcPr>
-          <w:p>
-            <w:pPr>
-              <w:pStyle w:val="Compact"/>
-              <w:wordWrap w:val="1"/>
-            </w:pPr>
-            <w:r>
-              <w:t xml:space="preserve">내부교정</w:t>
-            </w:r>
-          </w:p>
-        </w:tc>
-        <w:tc>
-          <w:tcPr/>
-          <w:p>
-            <w:pPr>
-              <w:pStyle w:val="Compact"/>
-            </w:pPr>
-            <w:r>
-              <w:t xml:space="preserve">자사 보유 표준기를 사용하여 사내에서 수행하는 교정</w:t>
-            </w:r>
-          </w:p>
-        </w:tc>
-      </w:tr>
-      <w:tr>
-        <w:tc>
-          <w:tcPr/>
-          <w:p>
-            <w:pPr>
-              <w:pStyle w:val="Compact"/>
-            </w:pPr>
-            <w:r>
-              <w:t xml:space="preserve">외부교정</w:t>
-            </w:r>
-          </w:p>
-        </w:tc>
-        <w:tc>
-          <w:tcPr/>
-          <w:p>
-            <w:pPr>
-              <w:pStyle w:val="Compact"/>
-            </w:pPr>
-            <w:r>
-              <w:t xml:space="preserve">ISO/IEC 17025 인정 외부 교정기관에 의뢰하는 교정</w:t>
-            </w:r>
-          </w:p>
-        </w:tc>
-      </w:tr>
-      <w:tr>
-        <w:tc>
-          <w:tcPr>
-            <w:tcMar>
-              <w:top w:w="60" w:type="dxa"/>
-              <w:left w:w="120" w:type="dxa"/>
-              <w:bottom w:w="60" w:type="dxa"/>
-              <w:right w:w="120" w:type="dxa"/>
-            </w:tcMar>
-          </w:tcPr>
-          <w:p>
-            <w:pPr>
-              <w:pStyle w:val="Compact"/>
-              <w:wordWrap w:val="1"/>
+          <w:tcPr/>
+          <w:p>
+            <w:pPr>
+              <w:pStyle w:val="Compact"/>
             </w:pPr>
             <w:r>
               <w:t xml:space="preserve">MPE</w:t>
@@ -1562,18 +1496,10 @@
           </w:p>
         </w:tc>
         <w:tc>
-          <w:tcPr>
-            <w:tcMar>
-              <w:top w:w="60" w:type="dxa"/>
-              <w:left w:w="120" w:type="dxa"/>
-              <w:bottom w:w="60" w:type="dxa"/>
-              <w:right w:w="120" w:type="dxa"/>
-            </w:tcMar>
-          </w:tcPr>
-          <w:p>
-            <w:pPr>
-              <w:pStyle w:val="Compact"/>
-              <w:wordWrap w:val="1"/>
+          <w:tcPr/>
+          <w:p>
+            <w:pPr>
+              <w:pStyle w:val="Compact"/>
             </w:pPr>
             <w:r>
               <w:t xml:space="preserve">최대허용오차 (Maximum Permissible Error)</w:t>
@@ -5254,161 +5180,257 @@
         <w:t xml:space="preserve">10.2 즉시 조치 절차</w:t>
       </w:r>
     </w:p>
-    <w:p>
-      <w:pPr>
-        <w:pStyle w:val="SourceCode"/>
-      </w:pPr>
-      <w:r>
-        <w:rPr>
-          <w:rStyle w:val="VerbatimChar"/>
-        </w:rPr>
-        <w:t xml:space="preserve">OOT 판정</w:t>
-      </w:r>
-      <w:r>
-        <w:br/>
-      </w:r>
-      <w:r>
-        <w:rPr>
-          <w:rStyle w:val="VerbatimChar"/>
-        </w:rPr>
-        <w:t xml:space="preserve">  │</w:t>
-      </w:r>
-      <w:r>
-        <w:br/>
-      </w:r>
-      <w:r>
-        <w:rPr>
-          <w:rStyle w:val="VerbatimChar"/>
-        </w:rPr>
-        <w:t xml:space="preserve">  ├─ 1단계: 장비 즉시 사용 중지 → 적색 라벨 부착</w:t>
-      </w:r>
-      <w:r>
-        <w:br/>
-      </w:r>
-      <w:r>
-        <w:rPr>
-          <w:rStyle w:val="VerbatimChar"/>
-        </w:rPr>
-        <w:t xml:space="preserve">  │</w:t>
-      </w:r>
-      <w:r>
-        <w:br/>
-      </w:r>
-      <w:r>
-        <w:rPr>
-          <w:rStyle w:val="VerbatimChar"/>
-        </w:rPr>
-        <w:t xml:space="preserve">  ├─ 2단계: 품질팀장에 보고</w:t>
-      </w:r>
-      <w:r>
-        <w:br/>
-      </w:r>
-      <w:r>
-        <w:rPr>
-          <w:rStyle w:val="VerbatimChar"/>
-        </w:rPr>
-        <w:t xml:space="preserve">  │</w:t>
-      </w:r>
-      <w:r>
-        <w:br/>
-      </w:r>
-      <w:r>
-        <w:rPr>
-          <w:rStyle w:val="VerbatimChar"/>
-        </w:rPr>
-        <w:t xml:space="preserve">  ├─ 3단계: 소급 조사 실시</w:t>
-      </w:r>
-      <w:r>
-        <w:br/>
-      </w:r>
-      <w:r>
-        <w:rPr>
-          <w:rStyle w:val="VerbatimChar"/>
-        </w:rPr>
-        <w:t xml:space="preserve">  │     ├─ 마지막 합격 교정일 ~ OOT 판정일 기간의 측정 제품 파악</w:t>
-      </w:r>
-      <w:r>
-        <w:br/>
-      </w:r>
-      <w:r>
-        <w:rPr>
-          <w:rStyle w:val="VerbatimChar"/>
-        </w:rPr>
-        <w:t xml:space="preserve">  │     ├─ 영향 범위 결정 (로트, 고객, 수량)</w:t>
-      </w:r>
-      <w:r>
-        <w:br/>
-      </w:r>
-      <w:r>
-        <w:rPr>
-          <w:rStyle w:val="VerbatimChar"/>
-        </w:rPr>
-        <w:t xml:space="preserve">  │     └─ 재검사 또는 고객 통보 필요 여부 결정</w:t>
-      </w:r>
-      <w:r>
-        <w:br/>
-      </w:r>
-      <w:r>
-        <w:rPr>
-          <w:rStyle w:val="VerbatimChar"/>
-        </w:rPr>
-        <w:t xml:space="preserve">  │</w:t>
-      </w:r>
-      <w:r>
-        <w:br/>
-      </w:r>
-      <w:r>
-        <w:rPr>
-          <w:rStyle w:val="VerbatimChar"/>
-        </w:rPr>
-        <w:t xml:space="preserve">  ├─ 4단계: 장비 처리 결정</w:t>
-      </w:r>
-      <w:r>
-        <w:br/>
-      </w:r>
-      <w:r>
-        <w:rPr>
-          <w:rStyle w:val="VerbatimChar"/>
-        </w:rPr>
-        <w:t xml:space="preserve">  │     ├─ 조정(Adjustment) 후 재교정 → 합격 시 재사용</w:t>
-      </w:r>
-      <w:r>
-        <w:br/>
-      </w:r>
-      <w:r>
-        <w:rPr>
-          <w:rStyle w:val="VerbatimChar"/>
-        </w:rPr>
-        <w:t xml:space="preserve">  │     ├─ 수리 의뢰 → 수리 후 재교정</w:t>
-      </w:r>
-      <w:r>
-        <w:br/>
-      </w:r>
-      <w:r>
-        <w:rPr>
-          <w:rStyle w:val="VerbatimChar"/>
-        </w:rPr>
-        <w:t xml:space="preserve">  │     └─ 폐기 결정 → 자산대장 말소</w:t>
-      </w:r>
-      <w:r>
-        <w:br/>
-      </w:r>
-      <w:r>
-        <w:rPr>
-          <w:rStyle w:val="VerbatimChar"/>
-        </w:rPr>
-        <w:t xml:space="preserve">  │</w:t>
-      </w:r>
-      <w:r>
-        <w:br/>
-      </w:r>
-      <w:r>
-        <w:rPr>
-          <w:rStyle w:val="VerbatimChar"/>
-        </w:rPr>
-        <w:t xml:space="preserve">  └─ 5단계: 시정조치 보고서(CAR) 발행 (필요 시)</w:t>
-      </w:r>
-    </w:p>
+    <w:tbl>
+      <w:tblPr>
+        <w:tblLook w:firstColumn="1" w:firstRow="1" w:lastColumn="0" w:lastRow="0" w:noHBand="0" w:noVBand="1" w:val="04A0"/>
+        <w:tblW w:w="8788" w:type="dxa"/>
+        <w:tblBorders>
+          <w:top w:val="single" w:sz="4" w:color="2E74B5" w:space="0"/>
+          <w:left w:val="single" w:sz="4" w:color="2E74B5" w:space="0"/>
+          <w:bottom w:val="single" w:sz="4" w:color="2E74B5" w:space="0"/>
+          <w:right w:val="single" w:sz="4" w:color="2E74B5" w:space="0"/>
+          <w:insideH w:val="single" w:sz="4" w:color="BDD7EE" w:space="0"/>
+          <w:insideV w:val="single" w:sz="2" w:color="D9D9D9" w:space="0"/>
+        </w:tblBorders>
+      </w:tblPr>
+      <w:tblGrid>
+        <w:gridCol w:w="8788"/>
+      </w:tblGrid>
+      <w:tr>
+        <w:tc>
+          <w:tcPr>
+            <w:tcW w:w="8788" w:type="dxa"/>
+            <w:tcMar>
+              <w:top w:w="80" w:type="dxa"/>
+              <w:left w:w="140" w:type="dxa"/>
+              <w:bottom w:w="80" w:type="dxa"/>
+              <w:right w:w="140" w:type="dxa"/>
+            </w:tcMar>
+          </w:tcPr>
+          <w:p>
+            <w:pPr>
+              <w:spacing w:before="0" w:after="0" w:line="240" w:lineRule="auto"/>
+            </w:pPr>
+            <w:r>
+              <w:rPr>
+                <w:rFonts w:ascii="Courier New" w:hAnsi="Courier New" w:eastAsia="NanumGothicCoding"/>
+                <w:sz w:val="18"/>
+                <w:szCs w:val="18"/>
+              </w:rPr>
+              <w:t xml:space="preserve">OOT 판정</w:t>
+            </w:r>
+          </w:p>
+          <w:p>
+            <w:pPr>
+              <w:spacing w:before="0" w:after="0" w:line="240" w:lineRule="auto"/>
+            </w:pPr>
+            <w:r>
+              <w:rPr>
+                <w:rFonts w:ascii="Courier New" w:hAnsi="Courier New" w:eastAsia="NanumGothicCoding"/>
+                <w:sz w:val="18"/>
+                <w:szCs w:val="18"/>
+              </w:rPr>
+              <w:t xml:space="preserve">  │</w:t>
+            </w:r>
+          </w:p>
+          <w:p>
+            <w:pPr>
+              <w:spacing w:before="0" w:after="0" w:line="240" w:lineRule="auto"/>
+            </w:pPr>
+            <w:r>
+              <w:rPr>
+                <w:rFonts w:ascii="Courier New" w:hAnsi="Courier New" w:eastAsia="NanumGothicCoding"/>
+                <w:sz w:val="18"/>
+                <w:szCs w:val="18"/>
+              </w:rPr>
+              <w:t xml:space="preserve">  ├─ 1단계: 장비 즉시 사용 중지 → 적색 라벨 부착</w:t>
+            </w:r>
+          </w:p>
+          <w:p>
+            <w:pPr>
+              <w:spacing w:before="0" w:after="0" w:line="240" w:lineRule="auto"/>
+            </w:pPr>
+            <w:r>
+              <w:rPr>
+                <w:rFonts w:ascii="Courier New" w:hAnsi="Courier New" w:eastAsia="NanumGothicCoding"/>
+                <w:sz w:val="18"/>
+                <w:szCs w:val="18"/>
+              </w:rPr>
+              <w:t xml:space="preserve">  │</w:t>
+            </w:r>
+          </w:p>
+          <w:p>
+            <w:pPr>
+              <w:spacing w:before="0" w:after="0" w:line="240" w:lineRule="auto"/>
+            </w:pPr>
+            <w:r>
+              <w:rPr>
+                <w:rFonts w:ascii="Courier New" w:hAnsi="Courier New" w:eastAsia="NanumGothicCoding"/>
+                <w:sz w:val="18"/>
+                <w:szCs w:val="18"/>
+              </w:rPr>
+              <w:t xml:space="preserve">  ├─ 2단계: 품질팀장에 보고</w:t>
+            </w:r>
+          </w:p>
+          <w:p>
+            <w:pPr>
+              <w:spacing w:before="0" w:after="0" w:line="240" w:lineRule="auto"/>
+            </w:pPr>
+            <w:r>
+              <w:rPr>
+                <w:rFonts w:ascii="Courier New" w:hAnsi="Courier New" w:eastAsia="NanumGothicCoding"/>
+                <w:sz w:val="18"/>
+                <w:szCs w:val="18"/>
+              </w:rPr>
+              <w:t xml:space="preserve">  │</w:t>
+            </w:r>
+          </w:p>
+          <w:p>
+            <w:pPr>
+              <w:spacing w:before="0" w:after="0" w:line="240" w:lineRule="auto"/>
+            </w:pPr>
+            <w:r>
+              <w:rPr>
+                <w:rFonts w:ascii="Courier New" w:hAnsi="Courier New" w:eastAsia="NanumGothicCoding"/>
+                <w:sz w:val="18"/>
+                <w:szCs w:val="18"/>
+              </w:rPr>
+              <w:t xml:space="preserve">  ├─ 3단계: 소급 조사 실시</w:t>
+            </w:r>
+          </w:p>
+          <w:p>
+            <w:pPr>
+              <w:spacing w:before="0" w:after="0" w:line="240" w:lineRule="auto"/>
+            </w:pPr>
+            <w:r>
+              <w:rPr>
+                <w:rFonts w:ascii="Courier New" w:hAnsi="Courier New" w:eastAsia="NanumGothicCoding"/>
+                <w:sz w:val="18"/>
+                <w:szCs w:val="18"/>
+              </w:rPr>
+              <w:t xml:space="preserve">  │     ├─ 마지막 합격 교정일 ~ OOT 판정일 기간의 측정 제품 파악</w:t>
+            </w:r>
+          </w:p>
+          <w:p>
+            <w:pPr>
+              <w:spacing w:before="0" w:after="0" w:line="240" w:lineRule="auto"/>
+            </w:pPr>
+            <w:r>
+              <w:rPr>
+                <w:rFonts w:ascii="Courier New" w:hAnsi="Courier New" w:eastAsia="NanumGothicCoding"/>
+                <w:sz w:val="18"/>
+                <w:szCs w:val="18"/>
+              </w:rPr>
+              <w:t xml:space="preserve">  │     ├─ 영향 범위 결정 (로트, 고객, 수량)</w:t>
+            </w:r>
+          </w:p>
+          <w:p>
+            <w:pPr>
+              <w:spacing w:before="0" w:after="0" w:line="240" w:lineRule="auto"/>
+            </w:pPr>
+            <w:r>
+              <w:rPr>
+                <w:rFonts w:ascii="Courier New" w:hAnsi="Courier New" w:eastAsia="NanumGothicCoding"/>
+                <w:sz w:val="18"/>
+                <w:szCs w:val="18"/>
+              </w:rPr>
+              <w:t xml:space="preserve">  │     └─ 재검사 또는 고객 통보 필요 여부 결정</w:t>
+            </w:r>
+          </w:p>
+          <w:p>
+            <w:pPr>
+              <w:spacing w:before="0" w:after="0" w:line="240" w:lineRule="auto"/>
+            </w:pPr>
+            <w:r>
+              <w:rPr>
+                <w:rFonts w:ascii="Courier New" w:hAnsi="Courier New" w:eastAsia="NanumGothicCoding"/>
+                <w:sz w:val="18"/>
+                <w:szCs w:val="18"/>
+              </w:rPr>
+              <w:t xml:space="preserve">  │</w:t>
+            </w:r>
+          </w:p>
+          <w:p>
+            <w:pPr>
+              <w:spacing w:before="0" w:after="0" w:line="240" w:lineRule="auto"/>
+            </w:pPr>
+            <w:r>
+              <w:rPr>
+                <w:rFonts w:ascii="Courier New" w:hAnsi="Courier New" w:eastAsia="NanumGothicCoding"/>
+                <w:sz w:val="18"/>
+                <w:szCs w:val="18"/>
+              </w:rPr>
+              <w:t xml:space="preserve">  ├─ 4단계: 장비 처리 결정</w:t>
+            </w:r>
+          </w:p>
+          <w:p>
+            <w:pPr>
+              <w:spacing w:before="0" w:after="0" w:line="240" w:lineRule="auto"/>
+            </w:pPr>
+            <w:r>
+              <w:rPr>
+                <w:rFonts w:ascii="Courier New" w:hAnsi="Courier New" w:eastAsia="NanumGothicCoding"/>
+                <w:sz w:val="18"/>
+                <w:szCs w:val="18"/>
+              </w:rPr>
+              <w:t xml:space="preserve">  │     ├─ 조정(Adjustment) 후 재교정 → 합격 시 재사용</w:t>
+            </w:r>
+          </w:p>
+          <w:p>
+            <w:pPr>
+              <w:spacing w:before="0" w:after="0" w:line="240" w:lineRule="auto"/>
+            </w:pPr>
+            <w:r>
+              <w:rPr>
+                <w:rFonts w:ascii="Courier New" w:hAnsi="Courier New" w:eastAsia="NanumGothicCoding"/>
+                <w:sz w:val="18"/>
+                <w:szCs w:val="18"/>
+              </w:rPr>
+              <w:t xml:space="preserve">  │     ├─ 수리 의뢰 → 수리 후 재교정</w:t>
+            </w:r>
+          </w:p>
+          <w:p>
+            <w:pPr>
+              <w:spacing w:before="0" w:after="0" w:line="240" w:lineRule="auto"/>
+            </w:pPr>
+            <w:r>
+              <w:rPr>
+                <w:rFonts w:ascii="Courier New" w:hAnsi="Courier New" w:eastAsia="NanumGothicCoding"/>
+                <w:sz w:val="18"/>
+                <w:szCs w:val="18"/>
+              </w:rPr>
+              <w:t xml:space="preserve">  │     └─ 폐기 결정 → 자산대장 말소</w:t>
+            </w:r>
+          </w:p>
+          <w:p>
+            <w:pPr>
+              <w:spacing w:before="0" w:after="0" w:line="240" w:lineRule="auto"/>
+            </w:pPr>
+            <w:r>
+              <w:rPr>
+                <w:rFonts w:ascii="Courier New" w:hAnsi="Courier New" w:eastAsia="NanumGothicCoding"/>
+                <w:sz w:val="18"/>
+                <w:szCs w:val="18"/>
+              </w:rPr>
+              <w:t xml:space="preserve">  │</w:t>
+            </w:r>
+          </w:p>
+          <w:p>
+            <w:pPr>
+              <w:spacing w:before="0" w:after="0" w:line="240" w:lineRule="auto"/>
+            </w:pPr>
+            <w:r>
+              <w:rPr>
+                <w:rFonts w:ascii="Courier New" w:hAnsi="Courier New" w:eastAsia="NanumGothicCoding"/>
+                <w:sz w:val="18"/>
+                <w:szCs w:val="18"/>
+              </w:rPr>
+              <w:t xml:space="preserve">  └─ 5단계: 시정조치 보고서(CAR) 발행 (필요 시)</w:t>
+            </w:r>
+          </w:p>
+        </w:tc>
+      </w:tr>
+    </w:tbl>
     <w:bookmarkEnd w:id="40"/>
     <w:bookmarkStart w:id="41" w:name="기록"/>
     <w:p>
@@ -5737,7 +5759,7 @@
         </w:trPr>
         <w:tc>
           <w:tcPr>
-            <w:tcW w:w="2460" w:type="dxa"/>
+            <w:tcW w:w="1600" w:type="dxa"/>
             <w:tcMar>
               <w:top w:w="60" w:type="dxa"/>
               <w:left w:w="120" w:type="dxa"/>
@@ -5758,7 +5780,7 @@
         </w:tc>
         <w:tc>
           <w:tcPr>
-            <w:tcW w:w="6328" w:type="dxa"/>
+            <w:tcW w:w="7188" w:type="dxa"/>
             <w:tcMar>
               <w:top w:w="60" w:type="dxa"/>
               <w:left w:w="120" w:type="dxa"/>
@@ -6610,8 +6632,8 @@
     <w:rPrDefault>
       <w:rPr>
         <w:rFonts w:asciiTheme="minorHAnsi" w:cstheme="minorBidi" w:eastAsiaTheme="minorEastAsia" w:hAnsiTheme="minorHAnsi"/>
-        <w:sz w:val="24"/>
-        <w:szCs w:val="24"/>
+        <w:sz w:val="20"/>
+        <w:szCs w:val="20"/>
         <w:lang w:bidi="ar-SA" w:eastAsia="zh-CN" w:val="en-US"/>
       </w:rPr>
     </w:rPrDefault>
@@ -6679,8 +6701,8 @@
     </w:pPr>
     <w:rPr>
       <w:rFonts w:asciiTheme="majorHAnsi" w:cstheme="majorBidi" w:eastAsiaTheme="majorEastAsia" w:hAnsiTheme="majorHAnsi"/>
-      <w:sz w:val="56"/>
-      <w:szCs w:val="56"/>
+      <w:sz w:val="44"/>
+      <w:szCs w:val="44"/>
     </w:rPr>
   </w:style>
   <w:style w:customStyle="1" w:styleId="TitleChar" w:type="character">
@@ -6691,8 +6713,8 @@
     <w:rsid w:val="00A10FD9"/>
     <w:rPr>
       <w:rFonts w:asciiTheme="majorHAnsi" w:cstheme="majorBidi" w:eastAsiaTheme="majorEastAsia" w:hAnsiTheme="majorHAnsi"/>
-      <w:sz w:val="56"/>
-      <w:szCs w:val="56"/>
+      <w:sz w:val="44"/>
+      <w:szCs w:val="44"/>
     </w:rPr>
   </w:style>
   <w:style w:styleId="Subtitle" w:type="paragraph">
@@ -6814,8 +6836,8 @@
     <w:rPr>
       <w:rFonts w:asciiTheme="majorHAnsi" w:cstheme="majorBidi" w:eastAsiaTheme="majorEastAsia" w:hAnsiTheme="majorHAnsi"/>
       <w:color w:themeColor="accent1" w:themeShade="BF" w:val="0F4761"/>
-      <w:sz w:val="40"/>
-      <w:szCs w:val="40"/>
+      <w:sz w:val="32"/>
+      <w:szCs w:val="32"/>
     </w:rPr>
   </w:style>
   <w:style w:styleId="Heading2" w:type="paragraph">
@@ -7005,8 +7027,8 @@
     <w:rPr>
       <w:rFonts w:asciiTheme="majorHAnsi" w:cstheme="majorBidi" w:eastAsiaTheme="majorEastAsia" w:hAnsiTheme="majorHAnsi"/>
       <w:color w:themeColor="accent1" w:themeShade="BF" w:val="0F4761"/>
-      <w:sz w:val="40"/>
-      <w:szCs w:val="40"/>
+      <w:sz w:val="32"/>
+      <w:szCs w:val="32"/>
     </w:rPr>
   </w:style>
   <w:style w:customStyle="1" w:styleId="Heading2Char" w:type="character">
